--- a/毕设/4_毕设论文Final.docx
+++ b/毕设/4_毕设论文Final.docx
@@ -220,7 +220,7 @@
                     <w:sz w:val="44"/>
                     <w:szCs w:val="44"/>
                   </w:rPr>
-                  <w:t>基于ZNS SSD的数据访问特征分析与性能优化</w:t>
+                  <w:t>面向浪潮ZNS SSD设备的写入瓶颈分析与性能优化</w:t>
                 </w:r>
               </w:sdtContent>
             </w:sdt>
@@ -1300,7 +1300,7 @@
         <w:pStyle w:val="af7"/>
         <w:spacing w:before="360" w:after="240"/>
       </w:pPr>
-      <w:bookmarkStart w:id="2" w:name="_Toc167753318"/>
+      <w:bookmarkStart w:id="2" w:name="_Toc168411393"/>
       <w:r>
         <w:lastRenderedPageBreak/>
         <w:t>摘</w:t>
@@ -2010,7 +2010,7 @@
         <w:pStyle w:val="af7"/>
         <w:spacing w:before="360" w:after="240"/>
       </w:pPr>
-      <w:bookmarkStart w:id="7" w:name="_Toc167753319"/>
+      <w:bookmarkStart w:id="7" w:name="_Toc168411394"/>
       <w:r>
         <w:lastRenderedPageBreak/>
         <w:t>Abstract</w:t>
@@ -2134,7 +2134,7 @@
           <w:r>
             <w:fldChar w:fldCharType="separate"/>
           </w:r>
-          <w:hyperlink w:anchor="_Toc167753318" w:history="1">
+          <w:hyperlink w:anchor="_Toc168411393" w:history="1">
             <w:r>
               <w:rPr>
                 <w:rStyle w:val="afe"/>
@@ -2175,7 +2175,7 @@
                 <w:noProof/>
                 <w:webHidden/>
               </w:rPr>
-              <w:instrText xml:space="preserve"> PAGEREF _Toc167753318 \h </w:instrText>
+              <w:instrText xml:space="preserve"> PAGEREF _Toc168411393 \h </w:instrText>
             </w:r>
             <w:r>
               <w:rPr>
@@ -2218,7 +2218,7 @@
               <w:szCs w:val="22"/>
             </w:rPr>
           </w:pPr>
-          <w:hyperlink w:anchor="_Toc167753319" w:history="1">
+          <w:hyperlink w:anchor="_Toc168411394" w:history="1">
             <w:r>
               <w:rPr>
                 <w:rStyle w:val="afe"/>
@@ -2245,7 +2245,7 @@
                 <w:noProof/>
                 <w:webHidden/>
               </w:rPr>
-              <w:instrText xml:space="preserve"> PAGEREF _Toc167753319 \h </w:instrText>
+              <w:instrText xml:space="preserve"> PAGEREF _Toc168411394 \h </w:instrText>
             </w:r>
             <w:r>
               <w:rPr>
@@ -2288,7 +2288,7 @@
               <w:szCs w:val="22"/>
             </w:rPr>
           </w:pPr>
-          <w:hyperlink w:anchor="_Toc167753320" w:history="1">
+          <w:hyperlink w:anchor="_Toc168411395" w:history="1">
             <w:r>
               <w:rPr>
                 <w:rStyle w:val="afe"/>
@@ -2347,7 +2347,7 @@
                 <w:noProof/>
                 <w:webHidden/>
               </w:rPr>
-              <w:instrText xml:space="preserve"> PAGEREF _Toc167753320 \h </w:instrText>
+              <w:instrText xml:space="preserve"> PAGEREF _Toc168411395 \h </w:instrText>
             </w:r>
             <w:r>
               <w:rPr>
@@ -2389,7 +2389,7 @@
               <w:szCs w:val="22"/>
             </w:rPr>
           </w:pPr>
-          <w:hyperlink w:anchor="_Toc167753321" w:history="1">
+          <w:hyperlink w:anchor="_Toc168411396" w:history="1">
             <w:r>
               <w:rPr>
                 <w:rStyle w:val="afe"/>
@@ -2433,7 +2433,7 @@
                 <w:noProof/>
                 <w:webHidden/>
               </w:rPr>
-              <w:instrText xml:space="preserve"> PAGEREF _Toc167753321 \h </w:instrText>
+              <w:instrText xml:space="preserve"> PAGEREF _Toc168411396 \h </w:instrText>
             </w:r>
             <w:r>
               <w:rPr>
@@ -2475,7 +2475,7 @@
               <w:szCs w:val="22"/>
             </w:rPr>
           </w:pPr>
-          <w:hyperlink w:anchor="_Toc167753322" w:history="1">
+          <w:hyperlink w:anchor="_Toc168411397" w:history="1">
             <w:r>
               <w:rPr>
                 <w:rStyle w:val="afe"/>
@@ -2519,7 +2519,7 @@
                 <w:noProof/>
                 <w:webHidden/>
               </w:rPr>
-              <w:instrText xml:space="preserve"> PAGEREF _Toc167753322 \h </w:instrText>
+              <w:instrText xml:space="preserve"> PAGEREF _Toc168411397 \h </w:instrText>
             </w:r>
             <w:r>
               <w:rPr>
@@ -2561,7 +2561,7 @@
               <w:szCs w:val="22"/>
             </w:rPr>
           </w:pPr>
-          <w:hyperlink w:anchor="_Toc167753323" w:history="1">
+          <w:hyperlink w:anchor="_Toc168411398" w:history="1">
             <w:r>
               <w:rPr>
                 <w:rStyle w:val="afe"/>
@@ -2605,7 +2605,7 @@
                 <w:noProof/>
                 <w:webHidden/>
               </w:rPr>
-              <w:instrText xml:space="preserve"> PAGEREF _Toc167753323 \h </w:instrText>
+              <w:instrText xml:space="preserve"> PAGEREF _Toc168411398 \h </w:instrText>
             </w:r>
             <w:r>
               <w:rPr>
@@ -2648,7 +2648,7 @@
               <w:szCs w:val="22"/>
             </w:rPr>
           </w:pPr>
-          <w:hyperlink w:anchor="_Toc167753324" w:history="1">
+          <w:hyperlink w:anchor="_Toc168411399" w:history="1">
             <w:r>
               <w:rPr>
                 <w:rStyle w:val="afe"/>
@@ -2693,7 +2693,7 @@
                 <w:noProof/>
                 <w:webHidden/>
               </w:rPr>
-              <w:instrText xml:space="preserve"> PAGEREF _Toc167753324 \h </w:instrText>
+              <w:instrText xml:space="preserve"> PAGEREF _Toc168411399 \h </w:instrText>
             </w:r>
             <w:r>
               <w:rPr>
@@ -2735,7 +2735,7 @@
               <w:szCs w:val="22"/>
             </w:rPr>
           </w:pPr>
-          <w:hyperlink w:anchor="_Toc167753325" w:history="1">
+          <w:hyperlink w:anchor="_Toc168411400" w:history="1">
             <w:r>
               <w:rPr>
                 <w:rStyle w:val="afe"/>
@@ -2793,7 +2793,7 @@
                 <w:noProof/>
                 <w:webHidden/>
               </w:rPr>
-              <w:instrText xml:space="preserve"> PAGEREF _Toc167753325 \h </w:instrText>
+              <w:instrText xml:space="preserve"> PAGEREF _Toc168411400 \h </w:instrText>
             </w:r>
             <w:r>
               <w:rPr>
@@ -2835,7 +2835,7 @@
               <w:szCs w:val="22"/>
             </w:rPr>
           </w:pPr>
-          <w:hyperlink w:anchor="_Toc167753326" w:history="1">
+          <w:hyperlink w:anchor="_Toc168411401" w:history="1">
             <w:r>
               <w:rPr>
                 <w:rStyle w:val="afe"/>
@@ -2893,7 +2893,7 @@
                 <w:noProof/>
                 <w:webHidden/>
               </w:rPr>
-              <w:instrText xml:space="preserve"> PAGEREF _Toc167753326 \h </w:instrText>
+              <w:instrText xml:space="preserve"> PAGEREF _Toc168411401 \h </w:instrText>
             </w:r>
             <w:r>
               <w:rPr>
@@ -2935,7 +2935,7 @@
               <w:szCs w:val="22"/>
             </w:rPr>
           </w:pPr>
-          <w:hyperlink w:anchor="_Toc167753327" w:history="1">
+          <w:hyperlink w:anchor="_Toc168411402" w:history="1">
             <w:r>
               <w:rPr>
                 <w:rStyle w:val="afe"/>
@@ -2979,7 +2979,7 @@
                 <w:noProof/>
                 <w:webHidden/>
               </w:rPr>
-              <w:instrText xml:space="preserve"> PAGEREF _Toc167753327 \h </w:instrText>
+              <w:instrText xml:space="preserve"> PAGEREF _Toc168411402 \h </w:instrText>
             </w:r>
             <w:r>
               <w:rPr>
@@ -3021,7 +3021,7 @@
               <w:szCs w:val="22"/>
             </w:rPr>
           </w:pPr>
-          <w:hyperlink w:anchor="_Toc167753328" w:history="1">
+          <w:hyperlink w:anchor="_Toc168411403" w:history="1">
             <w:r>
               <w:rPr>
                 <w:rStyle w:val="afe"/>
@@ -3065,7 +3065,7 @@
                 <w:noProof/>
                 <w:webHidden/>
               </w:rPr>
-              <w:instrText xml:space="preserve"> PAGEREF _Toc167753328 \h </w:instrText>
+              <w:instrText xml:space="preserve"> PAGEREF _Toc168411403 \h </w:instrText>
             </w:r>
             <w:r>
               <w:rPr>
@@ -3108,7 +3108,7 @@
               <w:szCs w:val="22"/>
             </w:rPr>
           </w:pPr>
-          <w:hyperlink w:anchor="_Toc167753329" w:history="1">
+          <w:hyperlink w:anchor="_Toc168411404" w:history="1">
             <w:r>
               <w:rPr>
                 <w:rStyle w:val="afe"/>
@@ -3160,7 +3160,7 @@
                 <w:noProof/>
                 <w:webHidden/>
               </w:rPr>
-              <w:instrText xml:space="preserve"> PAGEREF _Toc167753329 \h </w:instrText>
+              <w:instrText xml:space="preserve"> PAGEREF _Toc168411404 \h </w:instrText>
             </w:r>
             <w:r>
               <w:rPr>
@@ -3202,7 +3202,7 @@
               <w:szCs w:val="22"/>
             </w:rPr>
           </w:pPr>
-          <w:hyperlink w:anchor="_Toc167753330" w:history="1">
+          <w:hyperlink w:anchor="_Toc168411405" w:history="1">
             <w:r>
               <w:rPr>
                 <w:rStyle w:val="afe"/>
@@ -3253,7 +3253,7 @@
                 <w:noProof/>
                 <w:webHidden/>
               </w:rPr>
-              <w:instrText xml:space="preserve"> PAGEREF _Toc167753330 \h </w:instrText>
+              <w:instrText xml:space="preserve"> PAGEREF _Toc168411405 \h </w:instrText>
             </w:r>
             <w:r>
               <w:rPr>
@@ -3295,7 +3295,7 @@
               <w:szCs w:val="22"/>
             </w:rPr>
           </w:pPr>
-          <w:hyperlink w:anchor="_Toc167753331" w:history="1">
+          <w:hyperlink w:anchor="_Toc168411406" w:history="1">
             <w:r>
               <w:rPr>
                 <w:rStyle w:val="afe"/>
@@ -3318,7 +3318,7 @@
                 <w:rStyle w:val="afe"/>
                 <w:noProof/>
               </w:rPr>
-              <w:t>RocksDB</w:t>
+              <w:t>现有方案的局限性与问题分析</w:t>
             </w:r>
             <w:r>
               <w:rPr>
@@ -3339,7 +3339,7 @@
                 <w:noProof/>
                 <w:webHidden/>
               </w:rPr>
-              <w:instrText xml:space="preserve"> PAGEREF _Toc167753331 \h </w:instrText>
+              <w:instrText xml:space="preserve"> PAGEREF _Toc168411406 \h </w:instrText>
             </w:r>
             <w:r>
               <w:rPr>
@@ -3381,7 +3381,7 @@
               <w:szCs w:val="22"/>
             </w:rPr>
           </w:pPr>
-          <w:hyperlink w:anchor="_Toc167753332" w:history="1">
+          <w:hyperlink w:anchor="_Toc168411407" w:history="1">
             <w:r>
               <w:rPr>
                 <w:rStyle w:val="afe"/>
@@ -3404,7 +3404,14 @@
                 <w:rStyle w:val="afe"/>
                 <w:noProof/>
               </w:rPr>
-              <w:t>问题分析</w:t>
+              <w:t>ZAFS</w:t>
+            </w:r>
+            <w:r>
+              <w:rPr>
+                <w:rStyle w:val="afe"/>
+                <w:noProof/>
+              </w:rPr>
+              <w:t>架构概览</w:t>
             </w:r>
             <w:r>
               <w:rPr>
@@ -3425,7 +3432,7 @@
                 <w:noProof/>
                 <w:webHidden/>
               </w:rPr>
-              <w:instrText xml:space="preserve"> PAGEREF _Toc167753332 \h </w:instrText>
+              <w:instrText xml:space="preserve"> PAGEREF _Toc168411407 \h </w:instrText>
             </w:r>
             <w:r>
               <w:rPr>
@@ -3445,7 +3452,7 @@
                 <w:noProof/>
                 <w:webHidden/>
               </w:rPr>
-              <w:t>31</w:t>
+              <w:t>33</w:t>
             </w:r>
             <w:r>
               <w:rPr>
@@ -3467,7 +3474,7 @@
               <w:szCs w:val="22"/>
             </w:rPr>
           </w:pPr>
-          <w:hyperlink w:anchor="_Toc167753333" w:history="1">
+          <w:hyperlink w:anchor="_Toc168411408" w:history="1">
             <w:r>
               <w:rPr>
                 <w:rStyle w:val="afe"/>
@@ -3490,14 +3497,14 @@
                 <w:rStyle w:val="afe"/>
                 <w:noProof/>
               </w:rPr>
-              <w:t>ZAFS</w:t>
+              <w:t>追加感知型</w:t>
             </w:r>
             <w:r>
               <w:rPr>
                 <w:rStyle w:val="afe"/>
                 <w:noProof/>
               </w:rPr>
-              <w:t>架构概览</w:t>
+              <w:t>WAL</w:t>
             </w:r>
             <w:r>
               <w:rPr>
@@ -3518,7 +3525,7 @@
                 <w:noProof/>
                 <w:webHidden/>
               </w:rPr>
-              <w:instrText xml:space="preserve"> PAGEREF _Toc167753333 \h </w:instrText>
+              <w:instrText xml:space="preserve"> PAGEREF _Toc168411408 \h </w:instrText>
             </w:r>
             <w:r>
               <w:rPr>
@@ -3538,7 +3545,7 @@
                 <w:noProof/>
                 <w:webHidden/>
               </w:rPr>
-              <w:t>33</w:t>
+              <w:t>34</w:t>
             </w:r>
             <w:r>
               <w:rPr>
@@ -3560,7 +3567,7 @@
               <w:szCs w:val="22"/>
             </w:rPr>
           </w:pPr>
-          <w:hyperlink w:anchor="_Toc167753334" w:history="1">
+          <w:hyperlink w:anchor="_Toc168411409" w:history="1">
             <w:r>
               <w:rPr>
                 <w:rStyle w:val="afe"/>
@@ -3583,14 +3590,14 @@
                 <w:rStyle w:val="afe"/>
                 <w:noProof/>
               </w:rPr>
-              <w:t>追加感知型</w:t>
+              <w:t>ZAFS</w:t>
             </w:r>
             <w:r>
               <w:rPr>
                 <w:rStyle w:val="afe"/>
                 <w:noProof/>
               </w:rPr>
-              <w:t>WAL</w:t>
+              <w:t>的实现</w:t>
             </w:r>
             <w:r>
               <w:rPr>
@@ -3611,7 +3618,7 @@
                 <w:noProof/>
                 <w:webHidden/>
               </w:rPr>
-              <w:instrText xml:space="preserve"> PAGEREF _Toc167753334 \h </w:instrText>
+              <w:instrText xml:space="preserve"> PAGEREF _Toc168411409 \h </w:instrText>
             </w:r>
             <w:r>
               <w:rPr>
@@ -3631,7 +3638,7 @@
                 <w:noProof/>
                 <w:webHidden/>
               </w:rPr>
-              <w:t>34</w:t>
+              <w:t>37</w:t>
             </w:r>
             <w:r>
               <w:rPr>
@@ -3653,7 +3660,7 @@
               <w:szCs w:val="22"/>
             </w:rPr>
           </w:pPr>
-          <w:hyperlink w:anchor="_Toc167753335" w:history="1">
+          <w:hyperlink w:anchor="_Toc168411410" w:history="1">
             <w:r>
               <w:rPr>
                 <w:rStyle w:val="afe"/>
@@ -3676,14 +3683,7 @@
                 <w:rStyle w:val="afe"/>
                 <w:noProof/>
               </w:rPr>
-              <w:t>ZAFS</w:t>
-            </w:r>
-            <w:r>
-              <w:rPr>
-                <w:rStyle w:val="afe"/>
-                <w:noProof/>
-              </w:rPr>
-              <w:t>的实现</w:t>
+              <w:t>本章小结</w:t>
             </w:r>
             <w:r>
               <w:rPr>
@@ -3704,93 +3704,7 @@
                 <w:noProof/>
                 <w:webHidden/>
               </w:rPr>
-              <w:instrText xml:space="preserve"> PAGEREF _Toc167753335 \h </w:instrText>
-            </w:r>
-            <w:r>
-              <w:rPr>
-                <w:noProof/>
-                <w:webHidden/>
-              </w:rPr>
-            </w:r>
-            <w:r>
-              <w:rPr>
-                <w:noProof/>
-                <w:webHidden/>
-              </w:rPr>
-              <w:fldChar w:fldCharType="separate"/>
-            </w:r>
-            <w:r>
-              <w:rPr>
-                <w:noProof/>
-                <w:webHidden/>
-              </w:rPr>
-              <w:t>37</w:t>
-            </w:r>
-            <w:r>
-              <w:rPr>
-                <w:noProof/>
-                <w:webHidden/>
-              </w:rPr>
-              <w:fldChar w:fldCharType="end"/>
-            </w:r>
-          </w:hyperlink>
-        </w:p>
-        <w:p>
-          <w:pPr>
-            <w:pStyle w:val="TOC2"/>
-            <w:rPr>
-              <w:rFonts w:asciiTheme="minorHAnsi" w:eastAsiaTheme="minorEastAsia" w:hAnsiTheme="minorHAnsi" w:cstheme="minorBidi"/>
-              <w:iCs w:val="0"/>
-              <w:noProof/>
-              <w:sz w:val="21"/>
-              <w:szCs w:val="22"/>
-            </w:rPr>
-          </w:pPr>
-          <w:hyperlink w:anchor="_Toc167753336" w:history="1">
-            <w:r>
-              <w:rPr>
-                <w:rStyle w:val="afe"/>
-                <w:noProof/>
-              </w:rPr>
-              <w:t>3.7</w:t>
-            </w:r>
-            <w:r>
-              <w:rPr>
-                <w:rFonts w:asciiTheme="minorHAnsi" w:eastAsiaTheme="minorEastAsia" w:hAnsiTheme="minorHAnsi" w:cstheme="minorBidi"/>
-                <w:iCs w:val="0"/>
-                <w:noProof/>
-                <w:sz w:val="21"/>
-                <w:szCs w:val="22"/>
-              </w:rPr>
-              <w:tab/>
-            </w:r>
-            <w:r>
-              <w:rPr>
-                <w:rStyle w:val="afe"/>
-                <w:noProof/>
-              </w:rPr>
-              <w:t>本章小结</w:t>
-            </w:r>
-            <w:r>
-              <w:rPr>
-                <w:noProof/>
-                <w:webHidden/>
-              </w:rPr>
-              <w:tab/>
-            </w:r>
-            <w:r>
-              <w:rPr>
-                <w:noProof/>
-                <w:webHidden/>
-              </w:rPr>
-              <w:fldChar w:fldCharType="begin"/>
-            </w:r>
-            <w:r>
-              <w:rPr>
-                <w:noProof/>
-                <w:webHidden/>
-              </w:rPr>
-              <w:instrText xml:space="preserve"> PAGEREF _Toc167753336 \h </w:instrText>
+              <w:instrText xml:space="preserve"> PAGEREF _Toc168411410 \h </w:instrText>
             </w:r>
             <w:r>
               <w:rPr>
@@ -3833,7 +3747,7 @@
               <w:szCs w:val="22"/>
             </w:rPr>
           </w:pPr>
-          <w:hyperlink w:anchor="_Toc167753337" w:history="1">
+          <w:hyperlink w:anchor="_Toc168411411" w:history="1">
             <w:r>
               <w:rPr>
                 <w:rStyle w:val="afe"/>
@@ -3878,7 +3792,7 @@
                 <w:noProof/>
                 <w:webHidden/>
               </w:rPr>
-              <w:instrText xml:space="preserve"> PAGEREF _Toc167753337 \h </w:instrText>
+              <w:instrText xml:space="preserve"> PAGEREF _Toc168411411 \h </w:instrText>
             </w:r>
             <w:r>
               <w:rPr>
@@ -3920,7 +3834,7 @@
               <w:szCs w:val="22"/>
             </w:rPr>
           </w:pPr>
-          <w:hyperlink w:anchor="_Toc167753338" w:history="1">
+          <w:hyperlink w:anchor="_Toc168411412" w:history="1">
             <w:r>
               <w:rPr>
                 <w:rStyle w:val="afe"/>
@@ -3964,7 +3878,7 @@
                 <w:noProof/>
                 <w:webHidden/>
               </w:rPr>
-              <w:instrText xml:space="preserve"> PAGEREF _Toc167753338 \h </w:instrText>
+              <w:instrText xml:space="preserve"> PAGEREF _Toc168411412 \h </w:instrText>
             </w:r>
             <w:r>
               <w:rPr>
@@ -4006,7 +3920,7 @@
               <w:szCs w:val="22"/>
             </w:rPr>
           </w:pPr>
-          <w:hyperlink w:anchor="_Toc167753339" w:history="1">
+          <w:hyperlink w:anchor="_Toc168411413" w:history="1">
             <w:r>
               <w:rPr>
                 <w:rStyle w:val="afe"/>
@@ -4050,7 +3964,7 @@
                 <w:noProof/>
                 <w:webHidden/>
               </w:rPr>
-              <w:instrText xml:space="preserve"> PAGEREF _Toc167753339 \h </w:instrText>
+              <w:instrText xml:space="preserve"> PAGEREF _Toc168411413 \h </w:instrText>
             </w:r>
             <w:r>
               <w:rPr>
@@ -4092,7 +4006,7 @@
               <w:szCs w:val="22"/>
             </w:rPr>
           </w:pPr>
-          <w:hyperlink w:anchor="_Toc167753340" w:history="1">
+          <w:hyperlink w:anchor="_Toc168411414" w:history="1">
             <w:r>
               <w:rPr>
                 <w:rStyle w:val="afe"/>
@@ -4164,7 +4078,7 @@
                 <w:noProof/>
                 <w:webHidden/>
               </w:rPr>
-              <w:instrText xml:space="preserve"> PAGEREF _Toc167753340 \h </w:instrText>
+              <w:instrText xml:space="preserve"> PAGEREF _Toc168411414 \h </w:instrText>
             </w:r>
             <w:r>
               <w:rPr>
@@ -4206,7 +4120,7 @@
               <w:szCs w:val="22"/>
             </w:rPr>
           </w:pPr>
-          <w:hyperlink w:anchor="_Toc167753341" w:history="1">
+          <w:hyperlink w:anchor="_Toc168411415" w:history="1">
             <w:r>
               <w:rPr>
                 <w:rStyle w:val="afe"/>
@@ -4257,7 +4171,7 @@
                 <w:noProof/>
                 <w:webHidden/>
               </w:rPr>
-              <w:instrText xml:space="preserve"> PAGEREF _Toc167753341 \h </w:instrText>
+              <w:instrText xml:space="preserve"> PAGEREF _Toc168411415 \h </w:instrText>
             </w:r>
             <w:r>
               <w:rPr>
@@ -4299,7 +4213,7 @@
               <w:szCs w:val="22"/>
             </w:rPr>
           </w:pPr>
-          <w:hyperlink w:anchor="_Toc167753342" w:history="1">
+          <w:hyperlink w:anchor="_Toc168411416" w:history="1">
             <w:r>
               <w:rPr>
                 <w:rStyle w:val="afe"/>
@@ -4343,7 +4257,7 @@
                 <w:noProof/>
                 <w:webHidden/>
               </w:rPr>
-              <w:instrText xml:space="preserve"> PAGEREF _Toc167753342 \h </w:instrText>
+              <w:instrText xml:space="preserve"> PAGEREF _Toc168411416 \h </w:instrText>
             </w:r>
             <w:r>
               <w:rPr>
@@ -4386,7 +4300,7 @@
               <w:szCs w:val="22"/>
             </w:rPr>
           </w:pPr>
-          <w:hyperlink w:anchor="_Toc167753343" w:history="1">
+          <w:hyperlink w:anchor="_Toc168411417" w:history="1">
             <w:r>
               <w:rPr>
                 <w:rStyle w:val="afe"/>
@@ -4431,7 +4345,7 @@
                 <w:noProof/>
                 <w:webHidden/>
               </w:rPr>
-              <w:instrText xml:space="preserve"> PAGEREF _Toc167753343 \h </w:instrText>
+              <w:instrText xml:space="preserve"> PAGEREF _Toc168411417 \h </w:instrText>
             </w:r>
             <w:r>
               <w:rPr>
@@ -4474,7 +4388,7 @@
               <w:szCs w:val="22"/>
             </w:rPr>
           </w:pPr>
-          <w:hyperlink w:anchor="_Toc167753344" w:history="1">
+          <w:hyperlink w:anchor="_Toc168411418" w:history="1">
             <w:r>
               <w:rPr>
                 <w:rStyle w:val="afe"/>
@@ -4515,7 +4429,7 @@
                 <w:noProof/>
                 <w:webHidden/>
               </w:rPr>
-              <w:instrText xml:space="preserve"> PAGEREF _Toc167753344 \h </w:instrText>
+              <w:instrText xml:space="preserve"> PAGEREF _Toc168411418 \h </w:instrText>
             </w:r>
             <w:r>
               <w:rPr>
@@ -4558,7 +4472,7 @@
               <w:szCs w:val="22"/>
             </w:rPr>
           </w:pPr>
-          <w:hyperlink w:anchor="_Toc167753345" w:history="1">
+          <w:hyperlink w:anchor="_Toc168411419" w:history="1">
             <w:r>
               <w:rPr>
                 <w:rStyle w:val="afe"/>
@@ -4585,7 +4499,7 @@
                 <w:noProof/>
                 <w:webHidden/>
               </w:rPr>
-              <w:instrText xml:space="preserve"> PAGEREF _Toc167753345 \h </w:instrText>
+              <w:instrText xml:space="preserve"> PAGEREF _Toc168411419 \h </w:instrText>
             </w:r>
             <w:r>
               <w:rPr>
@@ -4648,7 +4562,7 @@
       <w:bookmarkStart w:id="9" w:name="_Toc452327433"/>
       <w:bookmarkStart w:id="10" w:name="_Toc451934678"/>
       <w:bookmarkStart w:id="11" w:name="_Toc451934035"/>
-      <w:bookmarkStart w:id="12" w:name="_Toc167753320"/>
+      <w:bookmarkStart w:id="12" w:name="_Toc168411395"/>
       <w:r>
         <w:lastRenderedPageBreak/>
         <w:t>绪</w:t>
@@ -4699,7 +4613,7 @@
         <w:pStyle w:val="2"/>
         <w:spacing w:before="120" w:after="120"/>
       </w:pPr>
-      <w:bookmarkStart w:id="19" w:name="_Toc167753321"/>
+      <w:bookmarkStart w:id="19" w:name="_Toc168411396"/>
       <w:bookmarkStart w:id="20" w:name="_Toc452327435"/>
       <w:bookmarkStart w:id="21" w:name="_Toc451934037"/>
       <w:bookmarkStart w:id="22" w:name="_Toc451934680"/>
@@ -8784,7 +8698,7 @@
         <w:pStyle w:val="2"/>
         <w:spacing w:before="120" w:after="120"/>
       </w:pPr>
-      <w:bookmarkStart w:id="30" w:name="_Toc167753322"/>
+      <w:bookmarkStart w:id="30" w:name="_Toc168411397"/>
       <w:r>
         <w:t>国内外研究现状</w:t>
       </w:r>
@@ -9401,11 +9315,6 @@
       </w:r>
     </w:p>
     <w:p>
-      <w:pPr>
-        <w:rPr>
-          <w:rFonts w:hint="eastAsia"/>
-        </w:rPr>
-      </w:pPr>
       <w:r>
         <w:t>ZNS+</w:t>
       </w:r>
@@ -9923,11 +9832,6 @@
       </w:r>
     </w:p>
     <w:p>
-      <w:pPr>
-        <w:rPr>
-          <w:rFonts w:hint="eastAsia"/>
-        </w:rPr>
-      </w:pPr>
       <w:r>
         <w:t>随着</w:t>
       </w:r>
@@ -10328,7 +10232,7 @@
       <w:bookmarkStart w:id="35" w:name="_Toc452327439"/>
       <w:bookmarkStart w:id="36" w:name="_Toc452327273"/>
       <w:bookmarkStart w:id="37" w:name="_Toc451934039"/>
-      <w:bookmarkStart w:id="38" w:name="_Toc167753323"/>
+      <w:bookmarkStart w:id="38" w:name="_Toc168411398"/>
       <w:r>
         <w:t>论文的主要内容与结构</w:t>
       </w:r>
@@ -10690,7 +10594,7 @@
       <w:pPr>
         <w:pStyle w:val="1"/>
       </w:pPr>
-      <w:bookmarkStart w:id="39" w:name="_Toc167753324"/>
+      <w:bookmarkStart w:id="39" w:name="_Toc168411399"/>
       <w:r>
         <w:lastRenderedPageBreak/>
         <w:t>相关技术基础</w:t>
@@ -10798,7 +10702,7 @@
         <w:spacing w:before="120" w:after="120"/>
       </w:pPr>
       <w:bookmarkStart w:id="40" w:name="_Toc166421400"/>
-      <w:bookmarkStart w:id="41" w:name="_Toc167753325"/>
+      <w:bookmarkStart w:id="41" w:name="_Toc168411400"/>
       <w:r>
         <w:t>几种新兴</w:t>
       </w:r>
@@ -11470,7 +11374,7 @@
         <w:spacing w:before="120" w:after="120"/>
       </w:pPr>
       <w:bookmarkStart w:id="42" w:name="_Toc166421401"/>
-      <w:bookmarkStart w:id="43" w:name="_Toc167753326"/>
+      <w:bookmarkStart w:id="43" w:name="_Toc168411401"/>
       <w:r>
         <w:t>键值存储与</w:t>
       </w:r>
@@ -12209,7 +12113,7 @@
         <w:spacing w:before="120" w:after="120"/>
       </w:pPr>
       <w:bookmarkStart w:id="44" w:name="_Toc166421402"/>
-      <w:bookmarkStart w:id="45" w:name="_Toc167753327"/>
+      <w:bookmarkStart w:id="45" w:name="_Toc168411402"/>
       <w:r>
         <w:t>Linux I/O</w:t>
       </w:r>
@@ -13520,7 +13424,7 @@
         <w:spacing w:before="120" w:after="120"/>
       </w:pPr>
       <w:bookmarkStart w:id="46" w:name="_Toc166421403"/>
-      <w:bookmarkStart w:id="47" w:name="_Toc167753328"/>
+      <w:bookmarkStart w:id="47" w:name="_Toc168411403"/>
       <w:r>
         <w:t>本章小结</w:t>
       </w:r>
@@ -13666,7 +13570,7 @@
       <w:pPr>
         <w:pStyle w:val="1"/>
       </w:pPr>
-      <w:bookmarkStart w:id="48" w:name="_Toc167753329"/>
+      <w:bookmarkStart w:id="48" w:name="_Toc168411404"/>
       <w:r>
         <w:lastRenderedPageBreak/>
         <w:t>Z</w:t>
@@ -13849,7 +13753,7 @@
         <w:pStyle w:val="2"/>
         <w:spacing w:before="120" w:after="120"/>
       </w:pPr>
-      <w:bookmarkStart w:id="50" w:name="_Toc167753330"/>
+      <w:bookmarkStart w:id="50" w:name="_Toc168411405"/>
       <w:bookmarkEnd w:id="49"/>
       <w:r>
         <w:t>ZNS</w:t>
@@ -14770,14 +14674,27 @@
         <w:lastRenderedPageBreak/>
         <w:t>表</w:t>
       </w:r>
-      <w:fldSimple w:instr=" STYLEREF 1 \s ">
-        <w:r>
-          <w:rPr>
-            <w:noProof/>
-          </w:rPr>
-          <w:t>3</w:t>
-        </w:r>
-      </w:fldSimple>
+      <w:r>
+        <w:fldChar w:fldCharType="begin"/>
+      </w:r>
+      <w:r>
+        <w:instrText xml:space="preserve"> STYLEREF 1 \s </w:instrText>
+      </w:r>
+      <w:r>
+        <w:fldChar w:fldCharType="separate"/>
+      </w:r>
+      <w:r>
+        <w:rPr>
+          <w:noProof/>
+        </w:rPr>
+        <w:t>3</w:t>
+      </w:r>
+      <w:r>
+        <w:rPr>
+          <w:noProof/>
+        </w:rPr>
+        <w:fldChar w:fldCharType="end"/>
+      </w:r>
       <w:r>
         <w:noBreakHyphen/>
       </w:r>
@@ -16661,6 +16578,7 @@
         <w:pStyle w:val="2"/>
         <w:spacing w:before="120" w:after="120"/>
       </w:pPr>
+      <w:bookmarkStart w:id="52" w:name="_Toc168411406"/>
       <w:r>
         <w:rPr>
           <w:rFonts w:hint="eastAsia"/>
@@ -16680,13 +16598,9 @@
         </w:rPr>
         <w:t>分析</w:t>
       </w:r>
-    </w:p>
-    <w:p>
-      <w:pPr>
-        <w:rPr>
-          <w:rFonts w:hint="eastAsia"/>
-        </w:rPr>
-      </w:pPr>
+      <w:bookmarkEnd w:id="52"/>
+    </w:p>
+    <w:p>
       <w:r>
         <w:t>本小节介绍</w:t>
       </w:r>
@@ -20578,7 +20492,7 @@
         <w:pStyle w:val="2"/>
         <w:spacing w:before="120" w:after="120"/>
       </w:pPr>
-      <w:bookmarkStart w:id="52" w:name="_Toc167753333"/>
+      <w:bookmarkStart w:id="53" w:name="_Toc168411407"/>
       <w:r>
         <w:t>Z</w:t>
       </w:r>
@@ -20594,7 +20508,7 @@
       <w:r>
         <w:t>概览</w:t>
       </w:r>
-      <w:bookmarkEnd w:id="52"/>
+      <w:bookmarkEnd w:id="53"/>
     </w:p>
     <w:p>
       <w:r>
@@ -20789,7 +20703,7 @@
         <w:pStyle w:val="2"/>
         <w:spacing w:before="120" w:after="120"/>
       </w:pPr>
-      <w:bookmarkStart w:id="53" w:name="_Toc167753334"/>
+      <w:bookmarkStart w:id="54" w:name="_Toc168411408"/>
       <w:r>
         <w:t>追加感知</w:t>
       </w:r>
@@ -20799,7 +20713,7 @@
       <w:r>
         <w:t>WAL</w:t>
       </w:r>
-      <w:bookmarkEnd w:id="53"/>
+      <w:bookmarkEnd w:id="54"/>
     </w:p>
     <w:p>
       <w:r>
@@ -22134,7 +22048,7 @@
         <w:pStyle w:val="2"/>
         <w:spacing w:before="120" w:after="120"/>
       </w:pPr>
-      <w:bookmarkStart w:id="54" w:name="_Toc167753335"/>
+      <w:bookmarkStart w:id="55" w:name="_Toc168411409"/>
       <w:r>
         <w:t>Z</w:t>
       </w:r>
@@ -22147,7 +22061,7 @@
       <w:r>
         <w:t>的实现</w:t>
       </w:r>
-      <w:bookmarkEnd w:id="54"/>
+      <w:bookmarkEnd w:id="55"/>
     </w:p>
     <w:p>
       <w:pPr>
@@ -24131,93 +24045,92 @@
         <w:pStyle w:val="2"/>
         <w:spacing w:before="120" w:after="120"/>
       </w:pPr>
-      <w:bookmarkStart w:id="55" w:name="_Toc230494043"/>
-      <w:bookmarkStart w:id="56" w:name="_Toc229383654"/>
-      <w:bookmarkStart w:id="57" w:name="_Toc230493738"/>
-      <w:bookmarkStart w:id="58" w:name="_Toc230494165"/>
-      <w:bookmarkStart w:id="59" w:name="_Toc230405743"/>
-      <w:bookmarkStart w:id="60" w:name="_Toc230493739"/>
-      <w:bookmarkStart w:id="61" w:name="_Toc229454145"/>
-      <w:bookmarkStart w:id="62" w:name="_Toc230494042"/>
-      <w:bookmarkStart w:id="63" w:name="_Toc230331892"/>
-      <w:bookmarkStart w:id="64" w:name="_Toc230494863"/>
-      <w:bookmarkStart w:id="65" w:name="_Toc229383656"/>
-      <w:bookmarkStart w:id="66" w:name="_Toc230494648"/>
-      <w:bookmarkStart w:id="67" w:name="_Toc230331894"/>
-      <w:bookmarkStart w:id="68" w:name="_Toc229383657"/>
-      <w:bookmarkStart w:id="69" w:name="_Toc230405744"/>
-      <w:bookmarkStart w:id="70" w:name="_Toc230494862"/>
-      <w:bookmarkStart w:id="71" w:name="_Toc230494651"/>
-      <w:bookmarkStart w:id="72" w:name="_Toc230494288"/>
-      <w:bookmarkStart w:id="73" w:name="_Toc229383655"/>
-      <w:bookmarkStart w:id="74" w:name="_Toc230494864"/>
-      <w:bookmarkStart w:id="75" w:name="_Toc230405745"/>
-      <w:bookmarkStart w:id="76" w:name="_Toc229383660"/>
-      <w:bookmarkStart w:id="77" w:name="_Toc230331898"/>
-      <w:bookmarkStart w:id="78" w:name="_Toc230494867"/>
-      <w:bookmarkStart w:id="79" w:name="_Toc230494166"/>
-      <w:bookmarkStart w:id="80" w:name="_Toc230494170"/>
-      <w:bookmarkStart w:id="81" w:name="_Toc230493742"/>
-      <w:bookmarkStart w:id="82" w:name="_Toc230494291"/>
-      <w:bookmarkStart w:id="83" w:name="_Toc229454149"/>
-      <w:bookmarkStart w:id="84" w:name="_Toc230494290"/>
-      <w:bookmarkStart w:id="85" w:name="_Toc230494048"/>
-      <w:bookmarkStart w:id="86" w:name="_Toc230494293"/>
-      <w:bookmarkStart w:id="87" w:name="_Toc230494294"/>
-      <w:bookmarkStart w:id="88" w:name="_Toc230331895"/>
-      <w:bookmarkStart w:id="89" w:name="_Toc230494167"/>
-      <w:bookmarkStart w:id="90" w:name="_Toc229383659"/>
-      <w:bookmarkStart w:id="91" w:name="_Toc230494650"/>
-      <w:bookmarkStart w:id="92" w:name="_Toc229454147"/>
-      <w:bookmarkStart w:id="93" w:name="_Toc230331893"/>
-      <w:bookmarkStart w:id="94" w:name="_Toc229454148"/>
-      <w:bookmarkStart w:id="95" w:name="_Toc230494168"/>
-      <w:bookmarkStart w:id="96" w:name="_Toc230405746"/>
-      <w:bookmarkStart w:id="97" w:name="_Toc230493741"/>
-      <w:bookmarkStart w:id="98" w:name="_Toc230494865"/>
-      <w:bookmarkStart w:id="99" w:name="_Toc230331896"/>
-      <w:bookmarkStart w:id="100" w:name="_Toc229454146"/>
-      <w:bookmarkStart w:id="101" w:name="_Toc230493740"/>
-      <w:bookmarkStart w:id="102" w:name="_Toc230494045"/>
-      <w:bookmarkStart w:id="103" w:name="_Toc229383658"/>
-      <w:bookmarkStart w:id="104" w:name="_Toc230331897"/>
-      <w:bookmarkStart w:id="105" w:name="_Toc230494649"/>
-      <w:bookmarkStart w:id="106" w:name="_Toc230494044"/>
-      <w:bookmarkStart w:id="107" w:name="_Toc230494289"/>
-      <w:bookmarkStart w:id="108" w:name="_Toc230494171"/>
-      <w:bookmarkStart w:id="109" w:name="_Toc230331899"/>
-      <w:bookmarkStart w:id="110" w:name="_Toc230494295"/>
-      <w:bookmarkStart w:id="111" w:name="_Toc230494868"/>
-      <w:bookmarkStart w:id="112" w:name="_Toc230494047"/>
-      <w:bookmarkStart w:id="113" w:name="_Toc230405747"/>
-      <w:bookmarkStart w:id="114" w:name="_Toc230494653"/>
-      <w:bookmarkStart w:id="115" w:name="_Toc230494046"/>
-      <w:bookmarkStart w:id="116" w:name="_Toc230494655"/>
-      <w:bookmarkStart w:id="117" w:name="_Toc230494172"/>
-      <w:bookmarkStart w:id="118" w:name="_Toc230494866"/>
-      <w:bookmarkStart w:id="119" w:name="_Toc230494049"/>
-      <w:bookmarkStart w:id="120" w:name="_Toc229454151"/>
-      <w:bookmarkStart w:id="121" w:name="_Toc230494292"/>
-      <w:bookmarkStart w:id="122" w:name="_Toc230494169"/>
-      <w:bookmarkStart w:id="123" w:name="_Toc230493745"/>
-      <w:bookmarkStart w:id="124" w:name="_Toc230405748"/>
-      <w:bookmarkStart w:id="125" w:name="_Toc230494652"/>
-      <w:bookmarkStart w:id="126" w:name="_Toc229454150"/>
-      <w:bookmarkStart w:id="127" w:name="_Toc230494654"/>
-      <w:bookmarkStart w:id="128" w:name="_Toc229454152"/>
-      <w:bookmarkStart w:id="129" w:name="_Toc230493743"/>
-      <w:bookmarkStart w:id="130" w:name="_Toc230494869"/>
-      <w:bookmarkStart w:id="131" w:name="_Toc230405749"/>
-      <w:bookmarkStart w:id="132" w:name="_Toc229383661"/>
-      <w:bookmarkStart w:id="133" w:name="_Toc230405750"/>
-      <w:bookmarkStart w:id="134" w:name="_Toc230493744"/>
-      <w:bookmarkStart w:id="135" w:name="_Toc266358982"/>
-      <w:bookmarkStart w:id="136" w:name="_Toc390947159"/>
-      <w:bookmarkStart w:id="137" w:name="_Toc230494870"/>
-      <w:bookmarkStart w:id="138" w:name="_Toc230494296"/>
-      <w:bookmarkStart w:id="139" w:name="_Toc230955697"/>
-      <w:bookmarkStart w:id="140" w:name="_Toc167753336"/>
-      <w:bookmarkEnd w:id="55"/>
+      <w:bookmarkStart w:id="56" w:name="_Toc230494043"/>
+      <w:bookmarkStart w:id="57" w:name="_Toc229383654"/>
+      <w:bookmarkStart w:id="58" w:name="_Toc230493738"/>
+      <w:bookmarkStart w:id="59" w:name="_Toc230494165"/>
+      <w:bookmarkStart w:id="60" w:name="_Toc230405743"/>
+      <w:bookmarkStart w:id="61" w:name="_Toc230493739"/>
+      <w:bookmarkStart w:id="62" w:name="_Toc229454145"/>
+      <w:bookmarkStart w:id="63" w:name="_Toc230494042"/>
+      <w:bookmarkStart w:id="64" w:name="_Toc230331892"/>
+      <w:bookmarkStart w:id="65" w:name="_Toc230494863"/>
+      <w:bookmarkStart w:id="66" w:name="_Toc229383656"/>
+      <w:bookmarkStart w:id="67" w:name="_Toc230494648"/>
+      <w:bookmarkStart w:id="68" w:name="_Toc230331894"/>
+      <w:bookmarkStart w:id="69" w:name="_Toc229383657"/>
+      <w:bookmarkStart w:id="70" w:name="_Toc230405744"/>
+      <w:bookmarkStart w:id="71" w:name="_Toc230494862"/>
+      <w:bookmarkStart w:id="72" w:name="_Toc230494651"/>
+      <w:bookmarkStart w:id="73" w:name="_Toc230494288"/>
+      <w:bookmarkStart w:id="74" w:name="_Toc229383655"/>
+      <w:bookmarkStart w:id="75" w:name="_Toc230494864"/>
+      <w:bookmarkStart w:id="76" w:name="_Toc230405745"/>
+      <w:bookmarkStart w:id="77" w:name="_Toc229383660"/>
+      <w:bookmarkStart w:id="78" w:name="_Toc230331898"/>
+      <w:bookmarkStart w:id="79" w:name="_Toc230494867"/>
+      <w:bookmarkStart w:id="80" w:name="_Toc230494166"/>
+      <w:bookmarkStart w:id="81" w:name="_Toc230494170"/>
+      <w:bookmarkStart w:id="82" w:name="_Toc230493742"/>
+      <w:bookmarkStart w:id="83" w:name="_Toc230494291"/>
+      <w:bookmarkStart w:id="84" w:name="_Toc229454149"/>
+      <w:bookmarkStart w:id="85" w:name="_Toc230494290"/>
+      <w:bookmarkStart w:id="86" w:name="_Toc230494048"/>
+      <w:bookmarkStart w:id="87" w:name="_Toc230494293"/>
+      <w:bookmarkStart w:id="88" w:name="_Toc230494294"/>
+      <w:bookmarkStart w:id="89" w:name="_Toc230331895"/>
+      <w:bookmarkStart w:id="90" w:name="_Toc230494167"/>
+      <w:bookmarkStart w:id="91" w:name="_Toc229383659"/>
+      <w:bookmarkStart w:id="92" w:name="_Toc230494650"/>
+      <w:bookmarkStart w:id="93" w:name="_Toc229454147"/>
+      <w:bookmarkStart w:id="94" w:name="_Toc230331893"/>
+      <w:bookmarkStart w:id="95" w:name="_Toc229454148"/>
+      <w:bookmarkStart w:id="96" w:name="_Toc230494168"/>
+      <w:bookmarkStart w:id="97" w:name="_Toc230405746"/>
+      <w:bookmarkStart w:id="98" w:name="_Toc230493741"/>
+      <w:bookmarkStart w:id="99" w:name="_Toc230494865"/>
+      <w:bookmarkStart w:id="100" w:name="_Toc230331896"/>
+      <w:bookmarkStart w:id="101" w:name="_Toc229454146"/>
+      <w:bookmarkStart w:id="102" w:name="_Toc230493740"/>
+      <w:bookmarkStart w:id="103" w:name="_Toc230494045"/>
+      <w:bookmarkStart w:id="104" w:name="_Toc229383658"/>
+      <w:bookmarkStart w:id="105" w:name="_Toc230331897"/>
+      <w:bookmarkStart w:id="106" w:name="_Toc230494649"/>
+      <w:bookmarkStart w:id="107" w:name="_Toc230494044"/>
+      <w:bookmarkStart w:id="108" w:name="_Toc230494289"/>
+      <w:bookmarkStart w:id="109" w:name="_Toc230494171"/>
+      <w:bookmarkStart w:id="110" w:name="_Toc230331899"/>
+      <w:bookmarkStart w:id="111" w:name="_Toc230494295"/>
+      <w:bookmarkStart w:id="112" w:name="_Toc230494868"/>
+      <w:bookmarkStart w:id="113" w:name="_Toc230494047"/>
+      <w:bookmarkStart w:id="114" w:name="_Toc230405747"/>
+      <w:bookmarkStart w:id="115" w:name="_Toc230494653"/>
+      <w:bookmarkStart w:id="116" w:name="_Toc230494046"/>
+      <w:bookmarkStart w:id="117" w:name="_Toc230494655"/>
+      <w:bookmarkStart w:id="118" w:name="_Toc230494172"/>
+      <w:bookmarkStart w:id="119" w:name="_Toc230494866"/>
+      <w:bookmarkStart w:id="120" w:name="_Toc230494049"/>
+      <w:bookmarkStart w:id="121" w:name="_Toc229454151"/>
+      <w:bookmarkStart w:id="122" w:name="_Toc230494292"/>
+      <w:bookmarkStart w:id="123" w:name="_Toc230494169"/>
+      <w:bookmarkStart w:id="124" w:name="_Toc230493745"/>
+      <w:bookmarkStart w:id="125" w:name="_Toc230405748"/>
+      <w:bookmarkStart w:id="126" w:name="_Toc230494652"/>
+      <w:bookmarkStart w:id="127" w:name="_Toc229454150"/>
+      <w:bookmarkStart w:id="128" w:name="_Toc230494654"/>
+      <w:bookmarkStart w:id="129" w:name="_Toc229454152"/>
+      <w:bookmarkStart w:id="130" w:name="_Toc230493743"/>
+      <w:bookmarkStart w:id="131" w:name="_Toc230494869"/>
+      <w:bookmarkStart w:id="132" w:name="_Toc230405749"/>
+      <w:bookmarkStart w:id="133" w:name="_Toc229383661"/>
+      <w:bookmarkStart w:id="134" w:name="_Toc230405750"/>
+      <w:bookmarkStart w:id="135" w:name="_Toc230493744"/>
+      <w:bookmarkStart w:id="136" w:name="_Toc266358982"/>
+      <w:bookmarkStart w:id="137" w:name="_Toc390947159"/>
+      <w:bookmarkStart w:id="138" w:name="_Toc230494870"/>
+      <w:bookmarkStart w:id="139" w:name="_Toc230494296"/>
+      <w:bookmarkStart w:id="140" w:name="_Toc230955697"/>
+      <w:bookmarkStart w:id="141" w:name="_Toc168411410"/>
       <w:bookmarkEnd w:id="56"/>
       <w:bookmarkEnd w:id="57"/>
       <w:bookmarkEnd w:id="58"/>
@@ -24297,15 +24210,16 @@
       <w:bookmarkEnd w:id="132"/>
       <w:bookmarkEnd w:id="133"/>
       <w:bookmarkEnd w:id="134"/>
+      <w:bookmarkEnd w:id="135"/>
       <w:r>
         <w:t>本章小结</w:t>
       </w:r>
-      <w:bookmarkEnd w:id="135"/>
       <w:bookmarkEnd w:id="136"/>
       <w:bookmarkEnd w:id="137"/>
       <w:bookmarkEnd w:id="138"/>
       <w:bookmarkEnd w:id="139"/>
       <w:bookmarkEnd w:id="140"/>
+      <w:bookmarkEnd w:id="141"/>
     </w:p>
     <w:p>
       <w:r>
@@ -24462,26 +24376,26 @@
       <w:pPr>
         <w:pStyle w:val="1"/>
       </w:pPr>
-      <w:bookmarkStart w:id="141" w:name="_Toc167753337"/>
+      <w:bookmarkStart w:id="142" w:name="_Toc168411411"/>
       <w:r>
         <w:lastRenderedPageBreak/>
         <w:t>性能测试与分析</w:t>
       </w:r>
-      <w:bookmarkEnd w:id="141"/>
+      <w:bookmarkEnd w:id="142"/>
     </w:p>
     <w:p>
       <w:pPr>
         <w:pStyle w:val="2"/>
         <w:spacing w:before="120" w:after="120"/>
       </w:pPr>
-      <w:bookmarkStart w:id="142" w:name="_Toc167753338"/>
+      <w:bookmarkStart w:id="143" w:name="_Toc168411412"/>
       <w:r>
         <w:t>实验平台</w:t>
       </w:r>
       <w:r>
         <w:t>配置</w:t>
       </w:r>
-      <w:bookmarkEnd w:id="142"/>
+      <w:bookmarkEnd w:id="143"/>
     </w:p>
     <w:p>
       <w:r>
@@ -24925,14 +24839,14 @@
         <w:pStyle w:val="2"/>
         <w:spacing w:before="120" w:after="120"/>
       </w:pPr>
-      <w:bookmarkStart w:id="143" w:name="_Toc167753339"/>
+      <w:bookmarkStart w:id="144" w:name="_Toc168411413"/>
       <w:r>
         <w:t>模拟器与真实设备的对比</w:t>
       </w:r>
       <w:r>
         <w:t>评估</w:t>
       </w:r>
-      <w:bookmarkEnd w:id="143"/>
+      <w:bookmarkEnd w:id="144"/>
     </w:p>
     <w:p>
       <w:r>
@@ -25812,7 +25726,7 @@
         <w:pStyle w:val="2"/>
         <w:spacing w:before="120" w:after="120"/>
       </w:pPr>
-      <w:bookmarkStart w:id="144" w:name="_Toc167753340"/>
+      <w:bookmarkStart w:id="145" w:name="_Toc168411414"/>
       <w:r>
         <w:lastRenderedPageBreak/>
         <w:t>基于</w:t>
@@ -25835,7 +25749,7 @@
       <w:r>
         <w:t>评估</w:t>
       </w:r>
-      <w:bookmarkEnd w:id="144"/>
+      <w:bookmarkEnd w:id="145"/>
     </w:p>
     <w:p>
       <w:pPr>
@@ -28496,7 +28410,7 @@
         <w:pStyle w:val="2"/>
         <w:spacing w:before="120" w:after="120"/>
       </w:pPr>
-      <w:bookmarkStart w:id="145" w:name="_Toc167753341"/>
+      <w:bookmarkStart w:id="146" w:name="_Toc168411415"/>
       <w:r>
         <w:lastRenderedPageBreak/>
         <w:t>ZAFS</w:t>
@@ -28504,7 +28418,7 @@
       <w:r>
         <w:t>评估</w:t>
       </w:r>
-      <w:bookmarkEnd w:id="145"/>
+      <w:bookmarkEnd w:id="146"/>
     </w:p>
     <w:p>
       <w:pPr>
@@ -28951,11 +28865,11 @@
         <w:pStyle w:val="2"/>
         <w:spacing w:before="120" w:after="120"/>
       </w:pPr>
-      <w:bookmarkStart w:id="146" w:name="_Toc167753342"/>
+      <w:bookmarkStart w:id="147" w:name="_Toc168411416"/>
       <w:r>
         <w:t>本章小结</w:t>
       </w:r>
-      <w:bookmarkEnd w:id="146"/>
+      <w:bookmarkEnd w:id="147"/>
     </w:p>
     <w:p>
       <w:r>
@@ -28993,20 +28907,29 @@
       <w:pPr>
         <w:pStyle w:val="1"/>
       </w:pPr>
-      <w:bookmarkStart w:id="147" w:name="_Toc167753343"/>
+      <w:bookmarkStart w:id="148" w:name="_Toc168411417"/>
       <w:r>
         <w:lastRenderedPageBreak/>
         <w:t>总结与展望</w:t>
       </w:r>
-      <w:bookmarkEnd w:id="147"/>
-    </w:p>
-    <w:p>
-      <w:bookmarkStart w:id="148" w:name="_Toc452327482"/>
-      <w:bookmarkStart w:id="149" w:name="_Toc451934727"/>
-      <w:bookmarkStart w:id="150" w:name="_Toc452327316"/>
-      <w:bookmarkStart w:id="151" w:name="_Toc451934065"/>
-      <w:r>
-        <w:t>本研究对</w:t>
+      <w:bookmarkEnd w:id="148"/>
+    </w:p>
+    <w:p>
+      <w:bookmarkStart w:id="149" w:name="_Toc452327482"/>
+      <w:bookmarkStart w:id="150" w:name="_Toc451934727"/>
+      <w:bookmarkStart w:id="151" w:name="_Toc452327316"/>
+      <w:bookmarkStart w:id="152" w:name="_Toc451934065"/>
+      <w:r>
+        <w:t>本</w:t>
+      </w:r>
+      <w:r>
+        <w:rPr>
+          <w:rFonts w:hint="eastAsia"/>
+        </w:rPr>
+        <w:t>课题</w:t>
+      </w:r>
+      <w:r>
+        <w:t>对</w:t>
       </w:r>
       <w:r>
         <w:t xml:space="preserve">Zoned Namespace (ZNS) </w:t>
@@ -29134,19 +29057,40 @@
     </w:p>
     <w:p>
       <w:r>
+        <w:rPr>
+          <w:rFonts w:hint="eastAsia"/>
+        </w:rPr>
+        <w:t>本文</w:t>
+      </w:r>
+      <w:r>
         <w:t>深入探讨了</w:t>
       </w:r>
       <w:r>
         <w:t>ZNS SSD</w:t>
       </w:r>
       <w:r>
-        <w:t>的性能特性，并提出了系统优化措施，包括硬件基准测试、</w:t>
+        <w:t>的性能特性，包括硬件基准测试、</w:t>
       </w:r>
       <w:r>
         <w:t>RocksDB</w:t>
       </w:r>
       <w:r>
-        <w:t>性能评估和问题分析等。研究介绍了</w:t>
+        <w:t>性能评估和问题分析等。</w:t>
+      </w:r>
+      <w:r>
+        <w:rPr>
+          <w:rFonts w:hint="eastAsia"/>
+        </w:rPr>
+        <w:t>随后</w:t>
+      </w:r>
+      <w:r>
+        <w:rPr>
+          <w:rFonts w:hint="eastAsia"/>
+        </w:rPr>
+        <w:t>提出</w:t>
+      </w:r>
+      <w:r>
+        <w:t>了</w:t>
       </w:r>
       <w:r>
         <w:t>Zone-Aware File System</w:t>
@@ -29155,28 +29099,70 @@
         <w:t>（</w:t>
       </w:r>
       <w:r>
-        <w:t>ZAFFS</w:t>
-      </w:r>
-      <w:r>
-        <w:t>）的设计与实现，并分析了</w:t>
-      </w:r>
-      <w:r>
-        <w:t>Zone-</w:t>
-      </w:r>
-      <w:r>
-        <w:t xml:space="preserve"> Append </w:t>
+        <w:t>ZAFS</w:t>
+      </w:r>
+      <w:r>
+        <w:t>）的设计与实现，并分析</w:t>
+      </w:r>
+      <w:r>
+        <w:rPr>
+          <w:rFonts w:hint="eastAsia"/>
+        </w:rPr>
+        <w:t>所提出的</w:t>
+      </w:r>
+      <w:r>
+        <w:t>A</w:t>
+      </w:r>
+      <w:r>
+        <w:t>2-</w:t>
       </w:r>
       <w:r>
         <w:t>WAL</w:t>
       </w:r>
       <w:r>
-        <w:t>在提升系统性能方面的关键作用。第四章通过模拟与实际设备的测试、</w:t>
+        <w:t>在提升系统性能方面的关键作用。</w:t>
+      </w:r>
+      <w:r>
+        <w:rPr>
+          <w:rFonts w:hint="eastAsia"/>
+        </w:rPr>
+        <w:t>在实验</w:t>
+      </w:r>
+      <w:r>
+        <w:rPr>
+          <w:rFonts w:hint="eastAsia"/>
+        </w:rPr>
+        <w:t>部分</w:t>
+      </w:r>
+      <w:r>
+        <w:rPr>
+          <w:rFonts w:hint="eastAsia"/>
+        </w:rPr>
+        <w:t>，</w:t>
+      </w:r>
+      <w:r>
+        <w:t>通过模拟与实际设备的测试、</w:t>
       </w:r>
       <w:r>
         <w:t>FIO</w:t>
       </w:r>
       <w:r>
-        <w:t>基准测试以及基于</w:t>
+        <w:t>基准测试</w:t>
+      </w:r>
+      <w:r>
+        <w:rPr>
+          <w:rFonts w:hint="eastAsia"/>
+        </w:rPr>
+        <w:t>分析了硬件本身的性能，</w:t>
+      </w:r>
+      <w:r>
+        <w:rPr>
+          <w:rFonts w:hint="eastAsia"/>
+        </w:rPr>
+        <w:t>通过</w:t>
+      </w:r>
+      <w:r>
+        <w:t>基于</w:t>
       </w:r>
       <w:r>
         <w:t>RocksDB</w:t>
@@ -29185,28 +29171,145 @@
         <w:t>的</w:t>
       </w:r>
       <w:r>
-        <w:t>ZNSFS</w:t>
-      </w:r>
-      <w:r>
-        <w:t>测试，验证了优化方案的有效性。结果表明，小块大小和多线程配置显著提升了</w:t>
+        <w:t>Z</w:t>
+      </w:r>
+      <w:r>
+        <w:t>A</w:t>
+      </w:r>
+      <w:r>
+        <w:t>FS</w:t>
+      </w:r>
+      <w:r>
+        <w:t>测试，验证了优化方案的有效性。</w:t>
+      </w:r>
+      <w:r>
+        <w:rPr>
+          <w:rFonts w:hint="eastAsia"/>
+        </w:rPr>
+        <w:t>硬件测试</w:t>
+      </w:r>
+      <w:r>
+        <w:t>表明，块大小和多线程配置显著提升了</w:t>
       </w:r>
       <w:r>
         <w:t>IOPS</w:t>
       </w:r>
       <w:r>
-        <w:t>和带宽，但随着块大小增加，多线程的性能提升效果减弱。此外，</w:t>
-      </w:r>
-      <w:r>
-        <w:t>Zone-</w:t>
-      </w:r>
-      <w:r>
-        <w:t>Append</w:t>
-      </w:r>
-      <w:r>
-        <w:t xml:space="preserve"> WAL</w:t>
-      </w:r>
-      <w:r>
-        <w:t>通过引入区追加命令和异步写入机制，显著降低了写入延迟并减少了资源竞争。</w:t>
+        <w:t>和带宽，但随着块大小增加，多线程的性能提升效果减弱。</w:t>
+      </w:r>
+      <w:r>
+        <w:rPr>
+          <w:rFonts w:hint="eastAsia"/>
+        </w:rPr>
+        <w:t>应用测试表明</w:t>
+      </w:r>
+      <w:r>
+        <w:t>，</w:t>
+      </w:r>
+      <w:r>
+        <w:t>Z</w:t>
+      </w:r>
+      <w:r>
+        <w:t>AFS</w:t>
+      </w:r>
+      <w:r>
+        <w:t>通过引入区追加命令</w:t>
+      </w:r>
+      <w:r>
+        <w:rPr>
+          <w:rFonts w:hint="eastAsia"/>
+        </w:rPr>
+        <w:t>和</w:t>
+      </w:r>
+      <w:r>
+        <w:rPr>
+          <w:rFonts w:hint="eastAsia"/>
+        </w:rPr>
+        <w:t>A</w:t>
+      </w:r>
+      <w:r>
+        <w:t>2-WAL</w:t>
+      </w:r>
+      <w:r>
+        <w:rPr>
+          <w:rFonts w:hint="eastAsia"/>
+        </w:rPr>
+        <w:t>的设计</w:t>
+      </w:r>
+      <w:r>
+        <w:t>，显著降低了写入延迟并减少了资源竞争</w:t>
+      </w:r>
+      <w:r>
+        <w:rPr>
+          <w:rFonts w:hint="eastAsia"/>
+        </w:rPr>
+        <w:t>，</w:t>
+      </w:r>
+      <w:r>
+        <w:rPr>
+          <w:rFonts w:hint="eastAsia"/>
+        </w:rPr>
+        <w:t>且</w:t>
+      </w:r>
+      <w:r>
+        <w:rPr>
+          <w:rFonts w:hint="eastAsia"/>
+        </w:rPr>
+        <w:t>A</w:t>
+      </w:r>
+      <w:r>
+        <w:t>2-WAL</w:t>
+      </w:r>
+      <w:r>
+        <w:rPr>
+          <w:rFonts w:hint="eastAsia"/>
+        </w:rPr>
+        <w:t>没有</w:t>
+      </w:r>
+      <w:r>
+        <w:rPr>
+          <w:rFonts w:hint="eastAsia"/>
+        </w:rPr>
+        <w:t>增加崩溃时</w:t>
+      </w:r>
+      <w:r>
+        <w:rPr>
+          <w:rFonts w:hint="eastAsia"/>
+        </w:rPr>
+        <w:t>的</w:t>
+      </w:r>
+      <w:r>
+        <w:rPr>
+          <w:rFonts w:hint="eastAsia"/>
+        </w:rPr>
+        <w:t>恢复开销，</w:t>
+      </w:r>
+      <w:r>
+        <w:rPr>
+          <w:rFonts w:hint="eastAsia"/>
+        </w:rPr>
+        <w:t>其</w:t>
+      </w:r>
+      <w:r>
+        <w:rPr>
+          <w:rFonts w:hint="eastAsia"/>
+        </w:rPr>
+        <w:t>灾害恢复时间</w:t>
+      </w:r>
+      <w:r>
+        <w:rPr>
+          <w:rFonts w:hint="eastAsia"/>
+        </w:rPr>
+        <w:t>反而</w:t>
+      </w:r>
+      <w:r>
+        <w:rPr>
+          <w:rFonts w:hint="eastAsia"/>
+        </w:rPr>
+        <w:t>更短</w:t>
+      </w:r>
+      <w:r>
+        <w:t>。</w:t>
       </w:r>
     </w:p>
     <w:p>
@@ -29300,7 +29403,7 @@
         <w:pStyle w:val="af7"/>
         <w:spacing w:before="360" w:after="240"/>
       </w:pPr>
-      <w:bookmarkStart w:id="152" w:name="_Toc167753344"/>
+      <w:bookmarkStart w:id="153" w:name="_Toc168411418"/>
       <w:r>
         <w:lastRenderedPageBreak/>
         <w:t>致</w:t>
@@ -29311,17 +29414,17 @@
       <w:r>
         <w:t>谢</w:t>
       </w:r>
-      <w:bookmarkEnd w:id="148"/>
       <w:bookmarkEnd w:id="149"/>
       <w:bookmarkEnd w:id="150"/>
       <w:bookmarkEnd w:id="151"/>
       <w:bookmarkEnd w:id="152"/>
-    </w:p>
-    <w:p>
-      <w:bookmarkStart w:id="153" w:name="_Toc451934728"/>
-      <w:bookmarkStart w:id="154" w:name="_Toc452327483"/>
-      <w:bookmarkStart w:id="155" w:name="_Toc452327317"/>
-      <w:bookmarkStart w:id="156" w:name="_Toc451934066"/>
+      <w:bookmarkEnd w:id="153"/>
+    </w:p>
+    <w:p>
+      <w:bookmarkStart w:id="154" w:name="_Toc451934728"/>
+      <w:bookmarkStart w:id="155" w:name="_Toc452327483"/>
+      <w:bookmarkStart w:id="156" w:name="_Toc452327317"/>
+      <w:bookmarkStart w:id="157" w:name="_Toc451934066"/>
       <w:r>
         <w:t>论文完成之际</w:t>
       </w:r>
@@ -29413,16 +29516,16 @@
         <w:pStyle w:val="af7"/>
         <w:spacing w:before="360" w:after="240"/>
       </w:pPr>
-      <w:bookmarkStart w:id="157" w:name="_Toc167753345"/>
+      <w:bookmarkStart w:id="158" w:name="_Toc168411419"/>
       <w:r>
         <w:lastRenderedPageBreak/>
         <w:t>参考文献</w:t>
       </w:r>
-      <w:bookmarkEnd w:id="153"/>
       <w:bookmarkEnd w:id="154"/>
       <w:bookmarkEnd w:id="155"/>
       <w:bookmarkEnd w:id="156"/>
       <w:bookmarkEnd w:id="157"/>
+      <w:bookmarkEnd w:id="158"/>
     </w:p>
     <w:p>
       <w:pPr>
@@ -29436,13 +29539,13 @@
         </w:tabs>
         <w:ind w:left="567" w:hanging="567"/>
       </w:pPr>
-      <w:bookmarkStart w:id="158" w:name="_Ref167753355"/>
-      <w:bookmarkStart w:id="159" w:name="_Ref484195402"/>
-      <w:bookmarkStart w:id="160" w:name="_Ref482447132"/>
+      <w:bookmarkStart w:id="159" w:name="_Ref167753355"/>
+      <w:bookmarkStart w:id="160" w:name="_Ref484195402"/>
+      <w:bookmarkStart w:id="161" w:name="_Ref482447132"/>
       <w:r>
         <w:t>Rosenblum, M., Ousterhout, J.K. The design and implementation of a log-structured file system. ACM Transactions on Computer Systems (TOCS), 10(1), 1992, 26-52.</w:t>
       </w:r>
-      <w:bookmarkEnd w:id="158"/>
+      <w:bookmarkEnd w:id="159"/>
     </w:p>
     <w:p>
       <w:pPr>
@@ -29456,11 +29559,11 @@
         </w:tabs>
         <w:ind w:left="567" w:hanging="567"/>
       </w:pPr>
-      <w:bookmarkStart w:id="161" w:name="_Ref167753382"/>
+      <w:bookmarkStart w:id="162" w:name="_Ref167753382"/>
       <w:r>
         <w:t>Lee, S., Park, J., Kim, Y. et al. Whole-File-Content-based Prefetching for Read-Intensive Workloads in Colossus. Proceedings of the 13th USENIX Conference on File and Storage Technologies (FAST), 2015.</w:t>
       </w:r>
-      <w:bookmarkEnd w:id="161"/>
+      <w:bookmarkEnd w:id="162"/>
     </w:p>
     <w:p>
       <w:pPr>
@@ -29474,11 +29577,11 @@
         </w:tabs>
         <w:ind w:left="567" w:hanging="567"/>
       </w:pPr>
-      <w:bookmarkStart w:id="162" w:name="_Ref167753403"/>
+      <w:bookmarkStart w:id="163" w:name="_Ref167753403"/>
       <w:r>
         <w:t>Jannen, W., et al. BetrFS: A Right-Optimized Write-Optimized File System. Proceedings of the 13th USENIX Conference on File and Storage Technologies (FAST), 2015, 1-14. 301-313</w:t>
       </w:r>
-      <w:bookmarkEnd w:id="162"/>
+      <w:bookmarkEnd w:id="163"/>
     </w:p>
     <w:p>
       <w:pPr>
@@ -29492,11 +29595,11 @@
         </w:tabs>
         <w:ind w:left="567" w:hanging="567"/>
       </w:pPr>
-      <w:bookmarkStart w:id="163" w:name="_Ref167753429"/>
+      <w:bookmarkStart w:id="164" w:name="_Ref167753429"/>
       <w:r>
         <w:t>Yang, S., et al. Declustered RAID for Hot Storage with Dynamic Parity Allocation. Proceedings of the 11th USENIX Workshop on Hot Topics in Storage and File Systems (HotStorage), 2019, 7-12.</w:t>
       </w:r>
-      <w:bookmarkEnd w:id="163"/>
+      <w:bookmarkEnd w:id="164"/>
     </w:p>
     <w:p>
       <w:pPr>
@@ -29510,7 +29613,7 @@
         </w:tabs>
         <w:ind w:left="567" w:hanging="567"/>
       </w:pPr>
-      <w:bookmarkStart w:id="164" w:name="_Ref167753447"/>
+      <w:bookmarkStart w:id="165" w:name="_Ref167753447"/>
       <w:r>
         <w:t>C. Chakraborttii, H. Litz. Reducing write amplification in flash by death-time prediction of logical block addresses</w:t>
       </w:r>
@@ -29520,7 +29623,7 @@
       <w:r>
         <w:t>HotStorage '21: 13th ACM Workshop on Hot Topics in Storage and File Systems, Virtual Event, USA, 27-28 Jul. 2021, ACM / USENIX Association, 2021: 1-12</w:t>
       </w:r>
-      <w:bookmarkEnd w:id="164"/>
+      <w:bookmarkEnd w:id="165"/>
     </w:p>
     <w:p>
       <w:pPr>
@@ -29534,7 +29637,7 @@
         </w:tabs>
         <w:ind w:left="567" w:hanging="567"/>
       </w:pPr>
-      <w:bookmarkStart w:id="165" w:name="_Ref167753464"/>
+      <w:bookmarkStart w:id="166" w:name="_Ref167753464"/>
       <w:r>
         <w:t>X. Hu, E. Eleftheriou, R. Haas, I. Iliadis, R. Pletka. Write amplification analysis in flash-based solid state drives</w:t>
       </w:r>
@@ -29544,7 +29647,7 @@
       <w:r>
         <w:t>Proceedings of SYSTOR 2009: The Israeli Experimental Systems Conference 2009, Haifa, Israel, 4-6 May 2009, ACM, 2009: 1- 9</w:t>
       </w:r>
-      <w:bookmarkEnd w:id="165"/>
+      <w:bookmarkEnd w:id="166"/>
     </w:p>
     <w:p>
       <w:pPr>
@@ -29558,7 +29661,7 @@
         </w:tabs>
         <w:ind w:left="567" w:hanging="567"/>
       </w:pPr>
-      <w:bookmarkStart w:id="166" w:name="_Ref167753474"/>
+      <w:bookmarkStart w:id="167" w:name="_Ref167753474"/>
       <w:r>
         <w:t>Y. Li, P. Lee, J. Lui. Stochastic modeling of large-scale solid-state storage systems: Analysis, design tradeoffs and optimization</w:t>
       </w:r>
@@ -29568,7 +29671,7 @@
       <w:r>
         <w:t>SIGMETRICS '13: ACM SIGMETRICS / International Conference on Measurement and Modeling of Computer Systems, Pittsburgh, PA, USA, 17-21 Jun. 2013, ACM, 2013: 179-190</w:t>
       </w:r>
-      <w:bookmarkEnd w:id="166"/>
+      <w:bookmarkEnd w:id="167"/>
       <w:r>
         <w:t xml:space="preserve"> </w:t>
       </w:r>
@@ -29585,11 +29688,11 @@
         </w:tabs>
         <w:ind w:left="567" w:hanging="567"/>
       </w:pPr>
-      <w:bookmarkStart w:id="167" w:name="_Ref167753506"/>
+      <w:bookmarkStart w:id="168" w:name="_Ref167753506"/>
       <w:r>
         <w:t>B. Houdt. A mean field model for a class of garbage collection algorithms in flash-based solid state drives. ACM SIGMETRICS Performance Evaluation Review, 2013, 41(1): 191-202</w:t>
       </w:r>
-      <w:bookmarkEnd w:id="167"/>
+      <w:bookmarkEnd w:id="168"/>
       <w:r>
         <w:t xml:space="preserve"> </w:t>
       </w:r>
@@ -29606,7 +29709,7 @@
         </w:tabs>
         <w:ind w:left="567" w:hanging="567"/>
       </w:pPr>
-      <w:bookmarkStart w:id="168" w:name="_Ref167753593"/>
+      <w:bookmarkStart w:id="169" w:name="_Ref167753593"/>
       <w:r>
         <w:t>J. Kang, J. Hyun, H. Maeng, S. Cho. The multi-streamed solid-state drive</w:t>
       </w:r>
@@ -29620,7 +29723,7 @@
         <w:lastRenderedPageBreak/>
         <w:t>Philadelphia, PA, USA, 17-18 Jun. 2014, USENIX Association, 2014</w:t>
       </w:r>
-      <w:bookmarkEnd w:id="168"/>
+      <w:bookmarkEnd w:id="169"/>
     </w:p>
     <w:p>
       <w:pPr>
@@ -29634,7 +29737,7 @@
         </w:tabs>
         <w:ind w:left="567" w:hanging="567"/>
       </w:pPr>
-      <w:bookmarkStart w:id="169" w:name="_Ref167753599"/>
+      <w:bookmarkStart w:id="170" w:name="_Ref167753599"/>
       <w:r>
         <w:t>M. Bjørling, J. González, P. Bonnet. Lightnvm: The linux open-channel ssd subsystem</w:t>
       </w:r>
@@ -29644,7 +29747,7 @@
       <w:r>
         <w:t>15th USENIX Conference on File and Storage Technologies, FAST 2017, Santa Clara, CA, USA, 27 Feb. – 2 Mar. 2017, USENIX Association, 2017: 359-374</w:t>
       </w:r>
-      <w:bookmarkEnd w:id="169"/>
+      <w:bookmarkEnd w:id="170"/>
       <w:r>
         <w:t xml:space="preserve"> </w:t>
       </w:r>
@@ -29661,7 +29764,7 @@
         </w:tabs>
         <w:ind w:left="567" w:hanging="567"/>
       </w:pPr>
-      <w:bookmarkStart w:id="170" w:name="_Ref167753606"/>
+      <w:bookmarkStart w:id="171" w:name="_Ref167753606"/>
       <w:r>
         <w:t>Kang, Yangwook, Rekha Pitchumani, Pratik Mishra, Yang-suk Kee, Francisco Londono, Sangyoon Oh, Jongyeol Lee, and Daniel DG Lee. "Towards building a high-performance, scale-in key-value storage system." In </w:t>
       </w:r>
@@ -29671,7 +29774,7 @@
       <w:r>
         <w:t>, pp. 144-154. 2019.</w:t>
       </w:r>
-      <w:bookmarkEnd w:id="170"/>
+      <w:bookmarkEnd w:id="171"/>
     </w:p>
     <w:p>
       <w:pPr>
@@ -29685,11 +29788,11 @@
         </w:tabs>
         <w:ind w:left="567" w:hanging="567"/>
       </w:pPr>
-      <w:bookmarkStart w:id="171" w:name="_Ref167753657"/>
+      <w:bookmarkStart w:id="172" w:name="_Ref167753657"/>
       <w:r>
         <w:t>Bjørling, M., Aghayev, A., Holmberg, H., Ramesh, A., Le Moal, D., Ganger, G. R., &amp; Amvrosiadis, G. ZNS: Avoiding the Block Interface Tax for Flash-based SSDs. Proceedings of the 23rd USENIX Conference on File and Storage Technologies (FAST 23), 2023.</w:t>
       </w:r>
-      <w:bookmarkEnd w:id="171"/>
+      <w:bookmarkEnd w:id="172"/>
     </w:p>
     <w:p>
       <w:pPr>
@@ -29703,14 +29806,14 @@
         </w:tabs>
         <w:ind w:left="567" w:hanging="567"/>
       </w:pPr>
-      <w:bookmarkStart w:id="172" w:name="_Ref167753808"/>
+      <w:bookmarkStart w:id="173" w:name="_Ref167753808"/>
       <w:r>
         <w:t>Han, K., Gwak, H., Shin, D., &amp; Hwang, J. ZNS+: Advanced zoned namespace interface for supporting in-storage zone compaction. Proceedings of the 15th USENIX Symposium on Operating Systems Design and Implementation (OSDI 21), 2021</w:t>
       </w:r>
       <w:r>
         <w:t>.</w:t>
       </w:r>
-      <w:bookmarkEnd w:id="172"/>
+      <w:bookmarkEnd w:id="173"/>
     </w:p>
     <w:p>
       <w:pPr>
@@ -29724,11 +29827,11 @@
         </w:tabs>
         <w:ind w:left="567" w:hanging="567"/>
       </w:pPr>
-      <w:bookmarkStart w:id="173" w:name="_Ref167753852"/>
+      <w:bookmarkStart w:id="174" w:name="_Ref167753852"/>
       <w:r>
         <w:t>Min, J., Zhao, C., Liu, M., &amp; Krishnamurthy, A. eZNS: An elastic zoned namespace for commodity ZNS SSDs. Proceedings of the 17th USENIX Symposium on Operating Systems Design and Implementation (OSDI 23), 2023.</w:t>
       </w:r>
-      <w:bookmarkEnd w:id="173"/>
+      <w:bookmarkEnd w:id="174"/>
     </w:p>
     <w:p>
       <w:pPr>
@@ -29742,7 +29845,7 @@
         </w:tabs>
         <w:ind w:left="567" w:hanging="567"/>
       </w:pPr>
-      <w:bookmarkStart w:id="174" w:name="_Ref167753890"/>
+      <w:bookmarkStart w:id="175" w:name="_Ref167753890"/>
       <w:r>
         <w:rPr>
           <w:rFonts w:hint="eastAsia"/>
@@ -29806,7 +29909,7 @@
       <w:r>
         <w:t>.</w:t>
       </w:r>
-      <w:bookmarkEnd w:id="174"/>
+      <w:bookmarkEnd w:id="175"/>
     </w:p>
     <w:p>
       <w:pPr>
@@ -29820,14 +29923,14 @@
         </w:tabs>
         <w:ind w:left="567" w:hanging="567"/>
       </w:pPr>
-      <w:bookmarkStart w:id="175" w:name="_Ref167753901"/>
+      <w:bookmarkStart w:id="176" w:name="_Ref167753901"/>
       <w:r>
         <w:t xml:space="preserve">Lee, C., Sim, D., Hwang, J., &amp; Cho, S. (2015). F2FS: A new file system for </w:t>
       </w:r>
       <w:r>
         <w:t>13th USENIX Conference on File and Storage Technologies (FAST 15)</w:t>
       </w:r>
-      <w:bookmarkEnd w:id="175"/>
+      <w:bookmarkEnd w:id="176"/>
     </w:p>
     <w:p>
       <w:pPr>
@@ -29841,11 +29944,11 @@
         </w:tabs>
         <w:ind w:left="567" w:hanging="567"/>
       </w:pPr>
-      <w:bookmarkStart w:id="176" w:name="_Ref167753904"/>
+      <w:bookmarkStart w:id="177" w:name="_Ref167753904"/>
       <w:r>
         <w:t>Cao, Z., Dong, S., Vemuri, S., &amp; Du, D. H.C. (2020). Characterizing, Modeling, and Benchmarking RocksDB Key-Value Workloads at Facebook. In 18th USENIX Conference on File and Storage Technologies (FAST '20), Santa Clara, CA, USA: USENIX Association, pp. 209-223.</w:t>
       </w:r>
-      <w:bookmarkEnd w:id="176"/>
+      <w:bookmarkEnd w:id="177"/>
     </w:p>
     <w:p>
       <w:pPr>
@@ -29859,7 +29962,7 @@
         </w:tabs>
         <w:ind w:left="567" w:hanging="567"/>
       </w:pPr>
-      <w:bookmarkStart w:id="177" w:name="_Ref167753906"/>
+      <w:bookmarkStart w:id="178" w:name="_Ref167753906"/>
       <w:r>
         <w:rPr>
           <w:rFonts w:hint="eastAsia"/>
@@ -29917,7 +30020,7 @@
       <w:r>
         <w:t>102-115.</w:t>
       </w:r>
-      <w:bookmarkEnd w:id="177"/>
+      <w:bookmarkEnd w:id="178"/>
     </w:p>
     <w:p>
       <w:pPr>
@@ -29931,7 +30034,7 @@
         </w:tabs>
         <w:ind w:left="567" w:hanging="567"/>
       </w:pPr>
-      <w:bookmarkStart w:id="178" w:name="_Ref167753933"/>
+      <w:bookmarkStart w:id="179" w:name="_Ref167753933"/>
       <w:r>
         <w:t>阿里巴巴集团</w:t>
       </w:r>
@@ -29960,7 +30063,7 @@
       <w:r>
         <w:t>: CN107845921A. 2017.</w:t>
       </w:r>
-      <w:bookmarkEnd w:id="178"/>
+      <w:bookmarkEnd w:id="179"/>
     </w:p>
     <w:p>
       <w:pPr>
@@ -29974,11 +30077,11 @@
         </w:tabs>
         <w:ind w:left="567" w:hanging="567"/>
       </w:pPr>
-      <w:bookmarkStart w:id="179" w:name="_Ref167753969"/>
+      <w:bookmarkStart w:id="180" w:name="_Ref167753969"/>
       <w:r>
         <w:t>Bergman, S., Cassel, N., Bjørling, M., et al. ZNSwap: Un-block your swap. ACM Transactions on Storage (TOS), 1-20.</w:t>
       </w:r>
-      <w:bookmarkEnd w:id="179"/>
+      <w:bookmarkEnd w:id="180"/>
       <w:r>
         <w:t xml:space="preserve"> </w:t>
       </w:r>
@@ -29995,11 +30098,11 @@
         </w:tabs>
         <w:ind w:left="567" w:hanging="567"/>
       </w:pPr>
-      <w:bookmarkStart w:id="180" w:name="_Ref167754218"/>
+      <w:bookmarkStart w:id="181" w:name="_Ref167754218"/>
       <w:r>
         <w:t>O'Neil, P., Cheng, E., Gawlick, D., &amp; O'Neil, E. The log-structured merge-tree (LSM-tree). Acta Informatica, 1-26</w:t>
       </w:r>
-      <w:bookmarkEnd w:id="180"/>
+      <w:bookmarkEnd w:id="181"/>
     </w:p>
     <w:p>
       <w:pPr>
@@ -30013,7 +30116,7 @@
         </w:tabs>
         <w:ind w:left="567" w:hanging="567"/>
       </w:pPr>
-      <w:bookmarkStart w:id="181" w:name="_Ref167754195"/>
+      <w:bookmarkStart w:id="182" w:name="_Ref167754195"/>
       <w:r>
         <w:t xml:space="preserve">Hewitt, J., &amp; Sivasubramanian, S. . Cassandra: A decentralized structured storage system. </w:t>
       </w:r>
@@ -30035,7 +30138,7 @@
       <w:r>
         <w:t>1(1), 177–190.</w:t>
       </w:r>
-      <w:bookmarkEnd w:id="181"/>
+      <w:bookmarkEnd w:id="182"/>
     </w:p>
     <w:p>
       <w:pPr>
@@ -30049,7 +30152,7 @@
         </w:tabs>
         <w:ind w:left="567" w:hanging="567"/>
       </w:pPr>
-      <w:bookmarkStart w:id="182" w:name="_Ref167754247"/>
+      <w:bookmarkStart w:id="183" w:name="_Ref167754247"/>
       <w:r>
         <w:t xml:space="preserve">Kim, H., Shim, Y., Park, H., et al. . NVMeVirt: Towards a Scalable and Efficient NVMe-oF SSD Virtualization. </w:t>
       </w:r>
@@ -30071,7 +30174,7 @@
       <w:r>
         <w:t xml:space="preserve"> 1(1), 111–124.</w:t>
       </w:r>
-      <w:bookmarkEnd w:id="182"/>
+      <w:bookmarkEnd w:id="183"/>
     </w:p>
     <w:p>
       <w:pPr>
@@ -30085,7 +30188,7 @@
         </w:tabs>
         <w:ind w:left="567" w:hanging="567"/>
       </w:pPr>
-      <w:bookmarkStart w:id="183" w:name="_Ref167754329"/>
+      <w:bookmarkStart w:id="184" w:name="_Ref167754329"/>
       <w:r>
         <w:t xml:space="preserve">Taft, R., Sharif, I., Matei, A., et al.. CockroachDB: The Resilient Geo-Distributed SQL Database. </w:t>
       </w:r>
@@ -30107,7 +30210,7 @@
       <w:r>
         <w:t>1(1), 1203–1216.</w:t>
       </w:r>
-      <w:bookmarkEnd w:id="183"/>
+      <w:bookmarkEnd w:id="184"/>
     </w:p>
     <w:p>
       <w:pPr>
@@ -30121,7 +30224,7 @@
         </w:tabs>
         <w:ind w:left="567" w:hanging="567"/>
       </w:pPr>
-      <w:bookmarkStart w:id="184" w:name="_Ref167754349"/>
+      <w:bookmarkStart w:id="185" w:name="_Ref167754349"/>
       <w:r>
         <w:t xml:space="preserve">Huang, D., Liu, Q., Cui, Q., et al.. TiDB: A Raft-based HTAP Database. </w:t>
       </w:r>
@@ -30143,10 +30246,10 @@
       <w:r>
         <w:t xml:space="preserve"> 3072–3084.</w:t>
       </w:r>
-      <w:bookmarkEnd w:id="184"/>
-    </w:p>
-    <w:bookmarkEnd w:id="159"/>
+      <w:bookmarkEnd w:id="185"/>
+    </w:p>
     <w:bookmarkEnd w:id="160"/>
+    <w:bookmarkEnd w:id="161"/>
     <w:p>
       <w:pPr>
         <w:pStyle w:val="aff9"/>
@@ -34832,7 +34935,7 @@
     <w:pitch w:val="default"/>
   </w:font>
   <w:font w:name="楷体_GB2312">
-    <w:altName w:val="楷体"/>
+    <w:altName w:val="微软雅黑"/>
     <w:charset w:val="86"/>
     <w:family w:val="modern"/>
     <w:pitch w:val="default"/>
@@ -34953,6 +35056,7 @@
     <w:rsid w:val="007E56EC"/>
     <w:rsid w:val="008123AE"/>
     <w:rsid w:val="0082137F"/>
+    <w:rsid w:val="00863245"/>
     <w:rsid w:val="00886C4E"/>
     <w:rsid w:val="00890C6B"/>
     <w:rsid w:val="008A208E"/>
@@ -34971,6 +35075,7 @@
     <w:rsid w:val="00AB28DD"/>
     <w:rsid w:val="00B66704"/>
     <w:rsid w:val="00B74987"/>
+    <w:rsid w:val="00BB247F"/>
     <w:rsid w:val="00BE1E4C"/>
     <w:rsid w:val="00BF56A0"/>
     <w:rsid w:val="00C51187"/>
@@ -34980,6 +35085,7 @@
     <w:rsid w:val="00D35D73"/>
     <w:rsid w:val="00D91AE1"/>
     <w:rsid w:val="00DB4645"/>
+    <w:rsid w:val="00DE61DC"/>
     <w:rsid w:val="00E049ED"/>
     <w:rsid w:val="00E221EA"/>
     <w:rsid w:val="00E85A69"/>
@@ -35712,6 +35818,10 @@
 </file>
 
 <file path=customXml/item1.xml><?xml version="1.0" encoding="utf-8"?>
+<b:Sources xmlns:b="http://schemas.openxmlformats.org/officeDocument/2006/bibliography" xmlns="http://schemas.openxmlformats.org/officeDocument/2006/bibliography" SelectedStyle="\APASixthEditionOfficeOnline.xsl" StyleName="APA" Version="6"/>
+</file>
+
+<file path=customXml/item2.xml><?xml version="1.0" encoding="utf-8"?>
 <s:customData xmlns="http://www.wps.cn/officeDocument/2013/wpsCustomData" xmlns:s="http://www.wps.cn/officeDocument/2013/wpsCustomData">
   <customSectProps>
     <customSectPr/>
@@ -35736,22 +35846,18 @@
 </s:customData>
 </file>
 
-<file path=customXml/item2.xml><?xml version="1.0" encoding="utf-8"?>
-<b:Sources xmlns:b="http://schemas.openxmlformats.org/officeDocument/2006/bibliography" xmlns="http://schemas.openxmlformats.org/officeDocument/2006/bibliography" SelectedStyle="\APASixthEditionOfficeOnline.xsl" StyleName="APA" Version="6"/>
+<file path=customXml/itemProps1.xml><?xml version="1.0" encoding="utf-8"?>
+<ds:datastoreItem xmlns:ds="http://schemas.openxmlformats.org/officeDocument/2006/customXml" ds:itemID="{53EEA7E4-BAFA-4066-93B6-D8D117BE0AA4}">
+  <ds:schemaRefs>
+    <ds:schemaRef ds:uri="http://schemas.openxmlformats.org/officeDocument/2006/bibliography"/>
+  </ds:schemaRefs>
+</ds:datastoreItem>
 </file>
 
-<file path=customXml/itemProps1.xml><?xml version="1.0" encoding="utf-8"?>
+<file path=customXml/itemProps2.xml><?xml version="1.0" encoding="utf-8"?>
 <ds:datastoreItem xmlns:ds="http://schemas.openxmlformats.org/officeDocument/2006/customXml" ds:itemID="{B1977F7D-205B-4081-913C-38D41E755F92}">
   <ds:schemaRefs>
     <ds:schemaRef ds:uri="http://www.wps.cn/officeDocument/2013/wpsCustomData"/>
   </ds:schemaRefs>
 </ds:datastoreItem>
-</file>
-
-<file path=customXml/itemProps2.xml><?xml version="1.0" encoding="utf-8"?>
-<ds:datastoreItem xmlns:ds="http://schemas.openxmlformats.org/officeDocument/2006/customXml" ds:itemID="{53EEA7E4-BAFA-4066-93B6-D8D117BE0AA4}">
-  <ds:schemaRefs>
-    <ds:schemaRef ds:uri="http://schemas.openxmlformats.org/officeDocument/2006/bibliography"/>
-  </ds:schemaRefs>
-</ds:datastoreItem>
 </file>